--- a/ky/wisdom-stories/friend-of-allah.docx
+++ b/ky/wisdom-stories/friend-of-allah.docx
@@ -60,7 +60,7 @@
         <w:t>Сабак:</w:t>
       </w:r>
       <w:r>
-        <w:t xml:space="preserve"> Кээде адам тилеп күткөн жардам башка бирөөнүн боорукерлиги аркылуу келет. Өзүңө кичине көрүнгөн жакшылык бирөөнүн жүрөгүндө чоң үмүт жандырышы мүмкүн.</w:t>
+        <w:t xml:space="preserve"> Кээде адам тилеп күткөн жардам башка бирөөнүн боорукердиги аркылуу келет. Өзүңө кичине көрүнгөн жакшылык бирөөнүн жүрөгүндө чоң үмүт жандырышы мүмкүн.</w:t>
       </w:r>
     </w:p>
     <w:p>
